--- a/SHS/Abstract.docx
+++ b/SHS/Abstract.docx
@@ -11,8 +11,8 @@
           <w:b/>
         </w:rPr>
       </w:pPr>
-      <w:bookmarkStart w:id="0" w:name="_Hlk190974941"/>
-      <w:bookmarkStart w:id="1" w:name="_Hlk187313069"/>
+      <w:bookmarkStart w:id="0" w:name="_Hlk187313069"/>
+      <w:bookmarkStart w:id="1" w:name="_Hlk190974941"/>
       <w:r>
         <w:rPr>
           <w:rFonts w:ascii="Arial" w:eastAsia="Arial" w:hAnsi="Arial" w:cs="Arial"/>
@@ -368,7 +368,7 @@
         <w:t>6</w:t>
       </w:r>
     </w:p>
-    <w:bookmarkEnd w:id="1"/>
+    <w:bookmarkEnd w:id="0"/>
     <w:p>
       <w:pPr>
         <w:spacing w:after="0" w:line="240" w:lineRule="auto"/>
@@ -421,7 +421,7 @@
         <w:t>ABSTRACT</w:t>
       </w:r>
     </w:p>
-    <w:bookmarkEnd w:id="0"/>
+    <w:bookmarkEnd w:id="1"/>
     <w:p>
       <w:pPr>
         <w:spacing w:line="276" w:lineRule="auto"/>
@@ -1050,7 +1050,7 @@
           <w:rFonts w:ascii="Arial" w:hAnsi="Arial" w:cs="Arial"/>
           <w:lang w:val="en-US"/>
         </w:rPr>
-        <w:t>Mrs. Ma</w:t>
+        <w:t xml:space="preserve">Mrs. </w:t>
       </w:r>
       <w:proofErr w:type="spellStart"/>
       <w:r>
@@ -1058,7 +1058,7 @@
           <w:rFonts w:ascii="Arial" w:hAnsi="Arial" w:cs="Arial"/>
           <w:lang w:val="en-US"/>
         </w:rPr>
-        <w:t>yragi</w:t>
+        <w:t>Mayragi</w:t>
       </w:r>
       <w:proofErr w:type="spellEnd"/>
       <w:r>
@@ -1154,478 +1154,21 @@
           <w:rFonts w:ascii="Arial" w:hAnsi="Arial" w:cs="Arial"/>
           <w:lang w:val="en-US"/>
         </w:rPr>
-        <w:t>This study investigated the usefulness of Quieaz</w:t>
-      </w:r>
-      <w:r>
-        <w:rPr>
-          <w:rFonts w:ascii="Arial" w:hAnsi="Arial" w:cs="Arial"/>
-          <w:lang w:val="en-US"/>
-        </w:rPr>
-        <w:t>y</w:t>
-      </w:r>
-      <w:r>
-        <w:rPr>
-          <w:rFonts w:ascii="Arial" w:hAnsi="Arial" w:cs="Arial"/>
-          <w:lang w:val="en-US"/>
-        </w:rPr>
-        <w:t>, an application made to facilitate quizzes.</w:t>
-      </w:r>
-      <w:r>
-        <w:rPr>
-          <w:rFonts w:ascii="Arial" w:hAnsi="Arial" w:cs="Arial"/>
-          <w:lang w:val="en-US"/>
-        </w:rPr>
-        <w:t xml:space="preserve"> It is a </w:t>
-      </w:r>
-      <w:r>
-        <w:rPr>
-          <w:rFonts w:ascii="Arial" w:hAnsi="Arial" w:cs="Arial"/>
-          <w:lang w:val="en-US"/>
-        </w:rPr>
-        <w:t xml:space="preserve">user-friendly application that allows </w:t>
-      </w:r>
-      <w:r>
-        <w:rPr>
-          <w:rFonts w:ascii="Arial" w:hAnsi="Arial" w:cs="Arial"/>
-          <w:lang w:val="en-US"/>
-        </w:rPr>
-        <w:t>users</w:t>
-      </w:r>
-      <w:r>
-        <w:rPr>
-          <w:rFonts w:ascii="Arial" w:hAnsi="Arial" w:cs="Arial"/>
-          <w:lang w:val="en-US"/>
-        </w:rPr>
-        <w:t xml:space="preserve"> to create</w:t>
-      </w:r>
-      <w:r>
-        <w:rPr>
-          <w:rFonts w:ascii="Arial" w:hAnsi="Arial" w:cs="Arial"/>
-          <w:lang w:val="en-US"/>
-        </w:rPr>
-        <w:t>, host and</w:t>
-      </w:r>
-      <w:r>
-        <w:rPr>
-          <w:rFonts w:ascii="Arial" w:hAnsi="Arial" w:cs="Arial"/>
-          <w:lang w:val="en-US"/>
-        </w:rPr>
-        <w:t xml:space="preserve"> </w:t>
-      </w:r>
-      <w:r>
-        <w:rPr>
-          <w:rFonts w:ascii="Arial" w:hAnsi="Arial" w:cs="Arial"/>
-          <w:lang w:val="en-US"/>
-        </w:rPr>
-        <w:t>take</w:t>
-      </w:r>
-      <w:r>
-        <w:rPr>
-          <w:rFonts w:ascii="Arial" w:hAnsi="Arial" w:cs="Arial"/>
-          <w:lang w:val="en-US"/>
-        </w:rPr>
-        <w:t xml:space="preserve"> quiz</w:t>
-      </w:r>
-      <w:r>
-        <w:rPr>
-          <w:rFonts w:ascii="Arial" w:hAnsi="Arial" w:cs="Arial"/>
-          <w:lang w:val="en-US"/>
-        </w:rPr>
-        <w:t>zes</w:t>
-      </w:r>
-      <w:r>
-        <w:rPr>
-          <w:rFonts w:ascii="Arial" w:hAnsi="Arial" w:cs="Arial"/>
-          <w:lang w:val="en-US"/>
-        </w:rPr>
-        <w:t xml:space="preserve">. The </w:t>
-      </w:r>
-      <w:r>
-        <w:rPr>
-          <w:rFonts w:ascii="Arial" w:hAnsi="Arial" w:cs="Arial"/>
-          <w:lang w:val="en-US"/>
-        </w:rPr>
-        <w:t>creation</w:t>
-      </w:r>
-      <w:r>
-        <w:rPr>
-          <w:rFonts w:ascii="Arial" w:hAnsi="Arial" w:cs="Arial"/>
-          <w:lang w:val="en-US"/>
-        </w:rPr>
-        <w:t xml:space="preserve"> of the application involved</w:t>
-      </w:r>
-      <w:r>
-        <w:rPr>
-          <w:rFonts w:ascii="Arial" w:hAnsi="Arial" w:cs="Arial"/>
-          <w:lang w:val="en-US"/>
-        </w:rPr>
-        <w:t xml:space="preserve"> conceptualization, </w:t>
-      </w:r>
-      <w:r>
-        <w:rPr>
-          <w:rFonts w:ascii="Arial" w:hAnsi="Arial" w:cs="Arial"/>
-        </w:rPr>
-        <w:t>c</w:t>
-      </w:r>
-      <w:r>
-        <w:rPr>
-          <w:rFonts w:ascii="Arial" w:hAnsi="Arial" w:cs="Arial"/>
-        </w:rPr>
-        <w:t>onceptualization</w:t>
-      </w:r>
-      <w:r>
-        <w:rPr>
-          <w:rFonts w:ascii="Arial" w:hAnsi="Arial" w:cs="Arial"/>
-        </w:rPr>
-        <w:t>, d</w:t>
-      </w:r>
-      <w:r>
-        <w:rPr>
-          <w:rFonts w:ascii="Arial" w:hAnsi="Arial" w:cs="Arial"/>
-        </w:rPr>
-        <w:t>evelopment and</w:t>
-      </w:r>
-      <w:r>
-        <w:rPr>
-          <w:rFonts w:ascii="Arial" w:hAnsi="Arial" w:cs="Arial"/>
-        </w:rPr>
-        <w:t xml:space="preserve"> </w:t>
-      </w:r>
-      <w:r>
-        <w:rPr>
-          <w:rFonts w:ascii="Arial" w:hAnsi="Arial" w:cs="Arial"/>
-        </w:rPr>
-        <w:t>designing</w:t>
-      </w:r>
-      <w:r>
-        <w:rPr>
-          <w:rFonts w:ascii="Arial" w:hAnsi="Arial" w:cs="Arial"/>
-        </w:rPr>
-        <w:t>, t</w:t>
-      </w:r>
-      <w:r>
-        <w:rPr>
-          <w:rFonts w:ascii="Arial" w:hAnsi="Arial" w:cs="Arial"/>
-        </w:rPr>
-        <w:t>estin</w:t>
-      </w:r>
-      <w:r>
-        <w:rPr>
-          <w:rFonts w:ascii="Arial" w:hAnsi="Arial" w:cs="Arial"/>
-        </w:rPr>
-        <w:t>g, b</w:t>
-      </w:r>
-      <w:r>
-        <w:rPr>
-          <w:rFonts w:ascii="Arial" w:hAnsi="Arial" w:cs="Arial"/>
-        </w:rPr>
-        <w:t>ug fixing</w:t>
-      </w:r>
-      <w:r>
-        <w:rPr>
-          <w:rFonts w:ascii="Arial" w:hAnsi="Arial" w:cs="Arial"/>
-        </w:rPr>
-        <w:t xml:space="preserve"> and f</w:t>
-      </w:r>
-      <w:r>
-        <w:rPr>
-          <w:rFonts w:ascii="Arial" w:hAnsi="Arial" w:cs="Arial"/>
-        </w:rPr>
-        <w:t>inalization</w:t>
-      </w:r>
-      <w:r>
-        <w:rPr>
-          <w:rFonts w:ascii="Arial" w:hAnsi="Arial" w:cs="Arial"/>
-          <w:lang w:val="en-US"/>
-        </w:rPr>
-        <w:t xml:space="preserve">. This study examined the relationship between acceptability and performance of Quieazy among 268 respondents, composed of senior high school students </w:t>
-      </w:r>
-      <w:r>
-        <w:rPr>
-          <w:rFonts w:ascii="Arial" w:hAnsi="Arial" w:cs="Arial"/>
-          <w:lang w:val="en-US"/>
-        </w:rPr>
-        <w:t>from</w:t>
-      </w:r>
-      <w:r>
-        <w:rPr>
-          <w:rFonts w:ascii="Arial" w:hAnsi="Arial" w:cs="Arial"/>
-          <w:lang w:val="en-US"/>
-        </w:rPr>
-        <w:t xml:space="preserve"> Sta. Maria </w:t>
-      </w:r>
-      <w:r>
-        <w:rPr>
-          <w:rFonts w:ascii="Arial" w:hAnsi="Arial" w:cs="Arial"/>
-          <w:lang w:val="en-US"/>
-        </w:rPr>
-        <w:t>I</w:t>
-      </w:r>
-      <w:r>
-        <w:rPr>
-          <w:rFonts w:ascii="Arial" w:hAnsi="Arial" w:cs="Arial"/>
-          <w:lang w:val="en-US"/>
-        </w:rPr>
-        <w:t xml:space="preserve">ntegrated High School during the second semester, school year 2025-2026. They were provided with a link and </w:t>
-      </w:r>
-      <w:r>
-        <w:rPr>
-          <w:rFonts w:ascii="Arial" w:hAnsi="Arial" w:cs="Arial"/>
-          <w:lang w:val="en-US"/>
-        </w:rPr>
-        <w:t xml:space="preserve">OTG </w:t>
-      </w:r>
-      <w:r>
-        <w:rPr>
-          <w:rFonts w:ascii="Arial" w:hAnsi="Arial" w:cs="Arial"/>
-          <w:lang w:val="en-US"/>
-        </w:rPr>
-        <w:t>file transfer</w:t>
-      </w:r>
-      <w:r>
-        <w:rPr>
-          <w:rFonts w:ascii="Arial" w:hAnsi="Arial" w:cs="Arial"/>
-          <w:lang w:val="en-US"/>
-        </w:rPr>
-        <w:t xml:space="preserve"> to obtain the application</w:t>
-      </w:r>
-      <w:r>
-        <w:rPr>
-          <w:rFonts w:ascii="Arial" w:hAnsi="Arial" w:cs="Arial"/>
-          <w:lang w:val="en-US"/>
-        </w:rPr>
-        <w:t>. In collecting the data, the researchers used a survey questionnaire to assess</w:t>
-      </w:r>
-      <w:r>
-        <w:rPr>
-          <w:rFonts w:ascii="Arial" w:hAnsi="Arial" w:cs="Arial"/>
-          <w:lang w:val="en-US"/>
-        </w:rPr>
-        <w:t xml:space="preserve"> </w:t>
-      </w:r>
-      <w:r>
-        <w:rPr>
-          <w:rFonts w:ascii="Arial" w:hAnsi="Arial" w:cs="Arial"/>
-          <w:lang w:val="en-US"/>
-        </w:rPr>
-        <w:t>results. The average weighted mean of the level of acceptability with</w:t>
-      </w:r>
-      <w:r>
-        <w:rPr>
-          <w:rFonts w:ascii="Arial" w:hAnsi="Arial" w:cs="Arial"/>
-          <w:lang w:val="en-US"/>
-        </w:rPr>
-        <w:t xml:space="preserve"> </w:t>
-      </w:r>
-      <w:r>
-        <w:rPr>
-          <w:rFonts w:ascii="Arial" w:hAnsi="Arial" w:cs="Arial"/>
-          <w:lang w:val="en-US"/>
-        </w:rPr>
-        <w:t>respect to usability was 3.63, 3.66</w:t>
-      </w:r>
-      <w:r>
-        <w:rPr>
-          <w:rFonts w:ascii="Arial" w:hAnsi="Arial" w:cs="Arial"/>
-          <w:lang w:val="en-US"/>
-        </w:rPr>
-        <w:t xml:space="preserve"> for </w:t>
-      </w:r>
-      <w:r>
-        <w:rPr>
-          <w:rFonts w:ascii="Arial" w:hAnsi="Arial" w:cs="Arial"/>
-          <w:lang w:val="en-US"/>
-        </w:rPr>
-        <w:t>design, and 3.64</w:t>
-      </w:r>
-      <w:r>
-        <w:rPr>
-          <w:rFonts w:ascii="Arial" w:hAnsi="Arial" w:cs="Arial"/>
-          <w:lang w:val="en-US"/>
-        </w:rPr>
-        <w:t xml:space="preserve"> for </w:t>
-      </w:r>
-      <w:r>
-        <w:rPr>
-          <w:rFonts w:ascii="Arial" w:hAnsi="Arial" w:cs="Arial"/>
-          <w:lang w:val="en-US"/>
-        </w:rPr>
-        <w:t>security, showing high acceptability. Meanwhile, the level of performance with respect to graphical performance had an average weighted mean of 3.64, and 3.55 for transmission continuity, indicating that Quieazy was a highly performing application</w:t>
-      </w:r>
-      <w:r>
-        <w:rPr>
-          <w:rFonts w:ascii="Arial" w:hAnsi="Arial" w:cs="Arial"/>
-          <w:lang w:val="en-US"/>
-        </w:rPr>
-        <w:t xml:space="preserve">. </w:t>
-      </w:r>
-      <w:r>
-        <w:rPr>
-          <w:rFonts w:ascii="Arial" w:hAnsi="Arial" w:cs="Arial"/>
-          <w:lang w:val="en-US"/>
-        </w:rPr>
-        <w:t>Th</w:t>
-      </w:r>
-      <w:r>
-        <w:rPr>
-          <w:rFonts w:ascii="Arial" w:hAnsi="Arial" w:cs="Arial"/>
-          <w:lang w:val="en-US"/>
-        </w:rPr>
-        <w:t>e study</w:t>
-      </w:r>
-      <w:r>
-        <w:rPr>
-          <w:rFonts w:ascii="Arial" w:hAnsi="Arial" w:cs="Arial"/>
-          <w:lang w:val="en-US"/>
-        </w:rPr>
-        <w:t xml:space="preserve"> utilized Spearman's rho correlation analysis, and it reveals that there is a significant relationship between the variables. The results indicated a significant, </w:t>
-      </w:r>
-      <w:r>
-        <w:rPr>
-          <w:rFonts w:ascii="Arial" w:hAnsi="Arial" w:cs="Arial"/>
-          <w:lang w:val="en-US"/>
-        </w:rPr>
-        <w:t>highly</w:t>
-      </w:r>
-      <w:r>
-        <w:rPr>
-          <w:rFonts w:ascii="Arial" w:hAnsi="Arial" w:cs="Arial"/>
-          <w:lang w:val="en-US"/>
-        </w:rPr>
-        <w:t xml:space="preserve"> strong positive correlation between the level of acceptability and the level of performance. This implies that Quieazy is easy to use, has a clea</w:t>
-      </w:r>
-      <w:r>
-        <w:rPr>
-          <w:rFonts w:ascii="Arial" w:hAnsi="Arial" w:cs="Arial"/>
-          <w:lang w:val="en-US"/>
-        </w:rPr>
-        <w:t>n</w:t>
-      </w:r>
-      <w:r>
-        <w:rPr>
-          <w:rFonts w:ascii="Arial" w:hAnsi="Arial" w:cs="Arial"/>
-          <w:lang w:val="en-US"/>
-        </w:rPr>
-        <w:t xml:space="preserve"> layout, and</w:t>
-      </w:r>
-      <w:r>
-        <w:rPr>
-          <w:rFonts w:ascii="Arial" w:hAnsi="Arial" w:cs="Arial"/>
-          <w:lang w:val="en-US"/>
-        </w:rPr>
-        <w:t xml:space="preserve"> good security;</w:t>
-      </w:r>
-      <w:r>
-        <w:rPr>
-          <w:rFonts w:ascii="Arial" w:hAnsi="Arial" w:cs="Arial"/>
-          <w:lang w:val="en-US"/>
-        </w:rPr>
-        <w:t xml:space="preserve"> it also </w:t>
-      </w:r>
-      <w:r>
-        <w:rPr>
-          <w:rFonts w:ascii="Arial" w:hAnsi="Arial" w:cs="Arial"/>
-          <w:lang w:val="en-US"/>
-        </w:rPr>
-        <w:t xml:space="preserve">has </w:t>
-      </w:r>
-      <w:r>
-        <w:rPr>
-          <w:rFonts w:ascii="Arial" w:hAnsi="Arial" w:cs="Arial"/>
-          <w:lang w:val="en-US"/>
-        </w:rPr>
-        <w:t>smooth animation</w:t>
-      </w:r>
-      <w:r>
-        <w:rPr>
-          <w:rFonts w:ascii="Arial" w:hAnsi="Arial" w:cs="Arial"/>
-          <w:lang w:val="en-US"/>
-        </w:rPr>
-        <w:t>s</w:t>
-      </w:r>
-      <w:r>
-        <w:rPr>
-          <w:rFonts w:ascii="Arial" w:hAnsi="Arial" w:cs="Arial"/>
-          <w:lang w:val="en-US"/>
-        </w:rPr>
-        <w:t xml:space="preserve"> and transition</w:t>
-      </w:r>
-      <w:r>
-        <w:rPr>
-          <w:rFonts w:ascii="Arial" w:hAnsi="Arial" w:cs="Arial"/>
-          <w:lang w:val="en-US"/>
-        </w:rPr>
-        <w:t xml:space="preserve">s </w:t>
-      </w:r>
-      <w:r>
-        <w:rPr>
-          <w:rFonts w:ascii="Arial" w:hAnsi="Arial" w:cs="Arial"/>
-          <w:lang w:val="en-US"/>
-        </w:rPr>
-        <w:t xml:space="preserve">as well as </w:t>
-      </w:r>
-      <w:r>
-        <w:rPr>
-          <w:rFonts w:ascii="Arial" w:hAnsi="Arial" w:cs="Arial"/>
-          <w:lang w:val="en-US"/>
-        </w:rPr>
-        <w:t xml:space="preserve">a stable </w:t>
-      </w:r>
-      <w:r>
-        <w:rPr>
-          <w:rFonts w:ascii="Arial" w:hAnsi="Arial" w:cs="Arial"/>
-          <w:lang w:val="en-US"/>
-        </w:rPr>
-        <w:t>connect</w:t>
-      </w:r>
-      <w:r>
-        <w:rPr>
-          <w:rFonts w:ascii="Arial" w:hAnsi="Arial" w:cs="Arial"/>
-          <w:lang w:val="en-US"/>
-        </w:rPr>
-        <w:t>ion between users</w:t>
-      </w:r>
-      <w:r>
-        <w:rPr>
-          <w:rFonts w:ascii="Arial" w:hAnsi="Arial" w:cs="Arial"/>
-          <w:lang w:val="en-US"/>
-        </w:rPr>
-        <w:t xml:space="preserve">. This suggests that </w:t>
-      </w:r>
-      <w:r>
-        <w:rPr>
-          <w:rFonts w:ascii="Arial" w:hAnsi="Arial" w:cs="Arial"/>
-          <w:lang w:val="en-US"/>
-        </w:rPr>
-        <w:t>Quieazy</w:t>
-      </w:r>
-      <w:r>
-        <w:rPr>
-          <w:rFonts w:ascii="Arial" w:hAnsi="Arial" w:cs="Arial"/>
-          <w:lang w:val="en-US"/>
-        </w:rPr>
-        <w:t xml:space="preserve"> is an acceptable</w:t>
-      </w:r>
-      <w:r>
-        <w:rPr>
-          <w:rFonts w:ascii="Arial" w:hAnsi="Arial" w:cs="Arial"/>
-          <w:lang w:val="en-US"/>
-        </w:rPr>
-        <w:t xml:space="preserve"> and performant</w:t>
-      </w:r>
-      <w:r>
-        <w:rPr>
-          <w:rFonts w:ascii="Arial" w:hAnsi="Arial" w:cs="Arial"/>
-          <w:lang w:val="en-US"/>
-        </w:rPr>
-        <w:t xml:space="preserve"> application</w:t>
-      </w:r>
-      <w:r>
-        <w:rPr>
-          <w:rFonts w:ascii="Arial" w:hAnsi="Arial" w:cs="Arial"/>
-          <w:lang w:val="en-US"/>
-        </w:rPr>
-        <w:t>.</w:t>
+        <w:t>This study investigated the usefulness of Quieazy, an application made to facilitate quizzes. It is a user-friendly application that allows users to create, host and take quizzes. The creation of the application involved conceptualization, development, testing</w:t>
+      </w:r>
+      <w:r>
+        <w:rPr>
+          <w:rFonts w:ascii="Arial" w:hAnsi="Arial" w:cs="Arial"/>
+          <w:lang w:val="en-US"/>
+        </w:rPr>
+        <w:t>, and bug</w:t>
+      </w:r>
+      <w:r>
+        <w:rPr>
+          <w:rFonts w:ascii="Arial" w:hAnsi="Arial" w:cs="Arial"/>
+          <w:lang w:val="en-US"/>
+        </w:rPr>
+        <w:t xml:space="preserve"> fixing. This study examined the relationship between acceptability and performance of Quieazy among 268 respondents, composed of senior high school students from Sta. Maria Integrated High School during the academic year 2025-2026. They were provided with a link USB OTG to obtain the application. Survey questionnaires were used to collect and assess results. The average weighted mean of the level of acceptability with respect to usability, design, and security were 3.63, 3.66, and 3.64. Meanwhile, the average weighted mean of the level of performance with respect to graphical performance, and transmission continuity were 3.64, and 3.55. Implying that Quieazy is easy to use, has a clean layout, and good security; it also has smooth animations and transitions as well as a stable connection between users. Suggesting that Quieazy is an acceptable and performant application. The results indicated a significant, highly strong positive correlation between the level of acceptability and the level of performance.</w:t>
       </w:r>
     </w:p>
     <w:sectPr>
@@ -3178,6 +2721,7 @@
   <w:style w:type="character" w:default="1" w:styleId="DefaultParagraphFont">
     <w:name w:val="Default Paragraph Font"/>
     <w:uiPriority w:val="1"/>
+    <w:semiHidden/>
     <w:unhideWhenUsed/>
   </w:style>
   <w:style w:type="table" w:default="1" w:styleId="TableNormal">

--- a/SHS/Abstract.docx
+++ b/SHS/Abstract.docx
@@ -807,7 +807,21 @@
           <w:rFonts w:ascii="Arial" w:hAnsi="Arial" w:cs="Arial"/>
           <w:lang w:val="en-US"/>
         </w:rPr>
-        <w:t>Track Conferred</w:t>
+        <w:t>Strand</w:t>
+      </w:r>
+      <w:r>
+        <w:rPr>
+          <w:rFonts w:ascii="Arial" w:hAnsi="Arial" w:cs="Arial"/>
+          <w:lang w:val="en-US"/>
+        </w:rPr>
+        <w:tab/>
+      </w:r>
+      <w:r>
+        <w:rPr>
+          <w:rFonts w:ascii="Arial" w:hAnsi="Arial" w:cs="Arial"/>
+          <w:lang w:val="en-US"/>
+        </w:rPr>
+        <w:tab/>
       </w:r>
       <w:r>
         <w:rPr>
@@ -1080,6 +1094,9 @@
     </w:p>
     <w:p>
       <w:pPr>
+        <w:pBdr>
+          <w:bottom w:val="single" w:sz="12" w:space="1" w:color="auto"/>
+        </w:pBdr>
         <w:spacing w:line="276" w:lineRule="auto"/>
         <w:rPr>
           <w:rFonts w:ascii="Arial" w:hAnsi="Arial" w:cs="Arial"/>
@@ -1128,6 +1145,18 @@
         </w:rPr>
         <w:t>2026</w:t>
       </w:r>
+    </w:p>
+    <w:p>
+      <w:pPr>
+        <w:pBdr>
+          <w:bottom w:val="single" w:sz="12" w:space="1" w:color="auto"/>
+        </w:pBdr>
+        <w:spacing w:line="276" w:lineRule="auto"/>
+        <w:rPr>
+          <w:rFonts w:ascii="Arial" w:hAnsi="Arial" w:cs="Arial"/>
+          <w:lang w:val="en-US"/>
+        </w:rPr>
+      </w:pPr>
     </w:p>
     <w:p>
       <w:pPr>
@@ -1135,8 +1164,7 @@
         <w:jc w:val="both"/>
         <w:rPr>
           <w:rFonts w:ascii="Arial" w:hAnsi="Arial" w:cs="Arial"/>
-          <w:b/>
-          <w:bCs/>
+          <w:u w:val="single"/>
           <w:lang w:val="en-US"/>
         </w:rPr>
       </w:pPr>
@@ -1147,28 +1175,33 @@
         <w:jc w:val="both"/>
         <w:rPr>
           <w:rFonts w:ascii="Arial" w:hAnsi="Arial" w:cs="Arial"/>
-        </w:rPr>
-      </w:pPr>
-      <w:r>
-        <w:rPr>
-          <w:rFonts w:ascii="Arial" w:hAnsi="Arial" w:cs="Arial"/>
-          <w:lang w:val="en-US"/>
-        </w:rPr>
-        <w:t>This study investigated the usefulness of Quieazy, an application made to facilitate quizzes. It is a user-friendly application that allows users to create, host and take quizzes. The creation of the application involved conceptualization, development, testing</w:t>
-      </w:r>
-      <w:r>
-        <w:rPr>
-          <w:rFonts w:ascii="Arial" w:hAnsi="Arial" w:cs="Arial"/>
-          <w:lang w:val="en-US"/>
-        </w:rPr>
-        <w:t>, and bug</w:t>
-      </w:r>
-      <w:r>
-        <w:rPr>
-          <w:rFonts w:ascii="Arial" w:hAnsi="Arial" w:cs="Arial"/>
-          <w:lang w:val="en-US"/>
-        </w:rPr>
-        <w:t xml:space="preserve"> fixing. This study examined the relationship between acceptability and performance of Quieazy among 268 respondents, composed of senior high school students from Sta. Maria Integrated High School during the academic year 2025-2026. They were provided with a link USB OTG to obtain the application. Survey questionnaires were used to collect and assess results. The average weighted mean of the level of acceptability with respect to usability, design, and security were 3.63, 3.66, and 3.64. Meanwhile, the average weighted mean of the level of performance with respect to graphical performance, and transmission continuity were 3.64, and 3.55. Implying that Quieazy is easy to use, has a clean layout, and good security; it also has smooth animations and transitions as well as a stable connection between users. Suggesting that Quieazy is an acceptable and performant application. The results indicated a significant, highly strong positive correlation between the level of acceptability and the level of performance.</w:t>
+          <w:lang w:val="en-US"/>
+        </w:rPr>
+      </w:pPr>
+      <w:r>
+        <w:rPr>
+          <w:rFonts w:ascii="Arial" w:hAnsi="Arial" w:cs="Arial"/>
+          <w:lang w:val="en-US"/>
+        </w:rPr>
+        <w:t>This study investigated the usefulness of Quieazy, an application made to facilitate quizzes. It is a user-friendly application that allows users to create, host and take quizzes. The creation of the application involved conceptualization, development, testing, and bug fixing. This study examined the relationship between acceptability and performance of Quieazy among 268 respondents, composed of senior high school students from Sta. Maria Integrated High School during the academic year 2025-2026. They were provided with a link USB OTG to obtain the application. Survey questionnaires were used to collect and assess results. The average weighted mean of the level of acceptability with respect to usability, design, and security were 3.63, 3.66, and 3.64. Meanwhile, the average weighted mean of the level of performance with respect to graphical performance, and transmission continuity were 3.64, and 3.55. Implying that Quieazy is easy to use, has a clean layout, and good security; it also has smooth animations and transitions as well as a stable connection between users. Suggesting that Quieazy is an acceptable and performant application. The results indicated a significant, highly strong positive correlation between the level of acceptability and the level of performance.</w:t>
+      </w:r>
+    </w:p>
+    <w:p>
+      <w:pPr>
+        <w:spacing w:after="0"/>
+        <w:rPr>
+          <w:rFonts w:ascii="Arial" w:hAnsi="Arial" w:cs="Arial"/>
+          <w:i/>
+          <w:iCs/>
+        </w:rPr>
+      </w:pPr>
+      <w:r>
+        <w:rPr>
+          <w:rFonts w:ascii="Arial" w:hAnsi="Arial" w:cs="Arial"/>
+          <w:i/>
+          <w:iCs/>
+        </w:rPr>
+        <w:t>keyword(s): Quieazy, quiz application, acceptability, performance</w:t>
       </w:r>
     </w:p>
     <w:sectPr>
